--- a/docs/manual/CHUCK_Operation_Manual_ja.docx
+++ b/docs/manual/CHUCK_Operation_Manual_ja.docx
@@ -64,7 +64,7 @@
         <w:spacing w:after="100"/>
       </w:pPr>
       <w:r>
-        <w:t>3. 「予察条件・宇宙天気」で対象年月、SSN、電力、周波数を入力します。</w:t>
+        <w:t>3. 「予測条件・宇宙天気」で対象年月、SSN、電力、周波数を入力します。</w:t>
       </w:r>
     </w:p>
     <w:p>
@@ -104,7 +104,7 @@
     </w:p>
     <w:p>
       <w:r>
-        <w:t>図は日本語UIの操作例です。東京・グアム等は都市の概略位置で、実在する通信施設を示しません。予察結果は実VOACAPエンジンで計算しています。外部観測は未取得状態、OCR結果とモデル名は説明用サンプルです。時刻表示は主にUTCで、日本時間はUTCに9時間を加えます。</w:t>
+        <w:t>図は日本語UIの操作例です。東京・グアム等は都市の概略位置で、実在する通信施設を示しません。予測結果は実VOACAPエンジンで計算しています。外部観測は未取得状態、OCR結果とモデル名は説明用サンプルです。時刻表示は主にUTCで、日本時間はUTCに9時間を加えます。</w:t>
       </w:r>
     </w:p>
     <w:p>
@@ -701,7 +701,7 @@
     </w:p>
     <w:p>
       <w:r>
-        <w:t>TXは1局、RXは1～8局です。まずRXを1局だけにして地点間予察を確認します。</w:t>
+        <w:t>TXは1局、RXは1～8局です。まずRXを1局だけにして地点間予測を確認します。</w:t>
       </w:r>
     </w:p>
     <w:p>
@@ -821,7 +821,7 @@
         <w:spacing w:after="100"/>
       </w:pPr>
       <w:r>
-        <w:t>4. RXを増やす場合は「＋ RXを追加」を押します。RXが2局以上ならダイバーシティー予察になります。</w:t>
+        <w:t>4. RXを増やす場合は「＋ RXを追加」を押します。RXが2局以上ならダイバーシティー予測になります。</w:t>
       </w:r>
     </w:p>
     <w:p>
@@ -847,12 +847,12 @@
         <w:pStyle w:val="Heading1"/>
       </w:pPr>
       <w:r>
-        <w:t>5  予察条件の入力</w:t>
+        <w:t>5  予測条件の入力</w:t>
       </w:r>
     </w:p>
     <w:p>
       <w:r>
-        <w:t>「予察条件・宇宙天気」タブを開きます。画面例では2026年10月、SSN 80、150 W、5周波数を指定しています。</w:t>
+        <w:t>「予測条件・宇宙天気」タブを開きます。画面例では2026年10月、SSN 80、150 W、5周波数を指定しています。</w:t>
       </w:r>
     </w:p>
     <w:p>
@@ -865,7 +865,7 @@
         <w:drawing>
           <wp:inline xmlns:a="http://schemas.openxmlformats.org/drawingml/2006/main" xmlns:pic="http://schemas.openxmlformats.org/drawingml/2006/picture">
             <wp:extent cx="6263640" cy="2328600"/>
-            <wp:docPr id="4" name="Picture 4" descr="図3  共通の予察条件"/>
+            <wp:docPr id="4" name="Picture 4" descr="図3  共通の予測条件"/>
             <wp:cNvGraphicFramePr>
               <a:graphicFrameLocks noChangeAspect="1"/>
             </wp:cNvGraphicFramePr>
@@ -902,7 +902,7 @@
         <w:jc w:val="center"/>
       </w:pPr>
       <w:r>
-        <w:t>図3  共通の予察条件</w:t>
+        <w:t>図3  共通の予測条件</w:t>
       </w:r>
     </w:p>
     <w:tbl>
@@ -1042,7 +1042,7 @@
                 <w:b w:val="0"/>
                 <w:sz w:val="20"/>
               </w:rPr>
-              <w:t>予察する年月を選択。時刻別結果はUTCです。</w:t>
+              <w:t>予測する年月を選択。時刻別結果はUTCです。</w:t>
             </w:r>
           </w:p>
         </w:tc>
@@ -1668,7 +1668,7 @@
         <w:spacing w:after="100"/>
       </w:pPr>
       <w:r>
-        <w:t>1. 「計算結果」で単一RXまたは複数RXの結果を選びます。</w:t>
+        <w:t>1. 「表示する予測」で地点間予測またはダイバーシティー予測を選びます。</w:t>
       </w:r>
     </w:p>
     <w:p>
@@ -1860,7 +1860,7 @@
     </w:p>
     <w:p>
       <w:r>
-        <w:t>各丸は独立した地点間予察です。丸の間を補間しておらず、連続した通信可能領域の境界を推定したものではありません。灰色は計算値なしです。</w:t>
+        <w:t>各丸は独立した地点間予測です。丸の間を補間しておらず、連続した通信可能領域の境界を推定したものではありません。灰色は計算値なしです。</w:t>
       </w:r>
     </w:p>
     <w:p>
@@ -1873,12 +1873,12 @@
         <w:pStyle w:val="Heading1"/>
       </w:pPr>
       <w:r>
-        <w:t>10  複数RXのダイバーシティー予察</w:t>
+        <w:t>10  複数RXのダイバーシティー予測</w:t>
       </w:r>
     </w:p>
     <w:p>
       <w:r>
-        <w:t>右側でRXを2～8局設定し「24時間の伝搬を計算」を押すと、「ダイバーシティー結果」が表示されます。</w:t>
+        <w:t>右側でRXを2～8局設定し「24時間の伝搬を計算」を押すと、「ダイバーシティー予測」が表示されます。</w:t>
       </w:r>
     </w:p>
     <w:p>
@@ -2054,7 +2054,7 @@
         <w:spacing w:after="100"/>
       </w:pPr>
       <w:r>
-        <w:t>2. 固定地点なら緯度・経度を入力します。予察用緯度は−89～89°です。</w:t>
+        <w:t>2. 固定地点なら緯度・経度を入力します。予測用緯度は−89～89°です。</w:t>
       </w:r>
     </w:p>
     <w:p>
@@ -2474,7 +2474,7 @@
     </w:p>
     <w:p>
       <w:r>
-        <w:t>「予察条件・宇宙天気」で外部データを取得します。外部提供元の値と計算に採用するSSNを区別してください。</w:t>
+        <w:t>「予測条件・宇宙天気」で外部データを取得します。外部提供元の値と計算に採用するSSNを区別してください。</w:t>
       </w:r>
     </w:p>
     <w:p>
@@ -2634,7 +2634,7 @@
     </w:p>
     <w:p>
       <w:r>
-        <w:t>現在の観測情報を月間統計予察と並べて確認する機能です。</w:t>
+        <w:t>現在の観測情報を月間統計予測と並べて確認する機能です。</w:t>
       </w:r>
     </w:p>
     <w:p>
@@ -3339,7 +3339,7 @@
         <w:pStyle w:val="Heading1"/>
       </w:pPr>
       <w:r>
-        <w:t>17  移動局を予察に使用</w:t>
+        <w:t>17  移動局を予測に使用</w:t>
       </w:r>
     </w:p>
     <w:p>
@@ -3426,7 +3426,7 @@
         <w:spacing w:after="100"/>
       </w:pPr>
       <w:r>
-        <w:t>4. 予察を実行します。使用した位置と観測時刻は結果へ保存されます。固定地点の選択へ戻すと連動を解除します。</w:t>
+        <w:t>4. 予測を実行します。使用した位置と観測時刻は結果へ保存されます。固定地点の選択へ戻すと連動を解除します。</w:t>
       </w:r>
     </w:p>
     <w:p>
@@ -4158,7 +4158,7 @@
         <w:spacing w:after="100"/>
       </w:pPr>
       <w:r>
-        <w:t>5. 右側のアンテナ選択から割り当て、予察を再計算します。</w:t>
+        <w:t>5. 右側のアンテナ選択から割り当て、予測を再計算します。</w:t>
       </w:r>
     </w:p>
     <w:p>
@@ -5562,7 +5562,7 @@
         <w:pStyle w:val="Heading2"/>
       </w:pPr>
       <w:r>
-        <w:t>予察の適用範囲</w:t>
+        <w:t>予測の適用範囲</w:t>
       </w:r>
     </w:p>
     <w:p>
